--- a/04-reformulacion/T2/docx/T2_01_Recap-del-Canvas.docx
+++ b/04-reformulacion/T2/docx/T2_01_Recap-del-Canvas.docx
@@ -685,7 +685,7 @@
                 <w:sz w:val="19"/>
                 <w:szCs w:val="19"/>
               </w:rPr>
-              <w:t xml:space="preserve">Planta con certificación que fabrica por nosotros. Laboratorio que mide el hierro de cada lote. Proveedor de sangrecita en polvo con registro sanitario. Malls y supermercados para A y para B. Pediatras y nutricionista que nos recomiendan</w:t>
+              <w:t xml:space="preserve">Planta de maquila que fabrica por nosotros (candidatas: MAKING, Panificadora Unión e INDDA-UNALM [POR CONFIRMAR]). Laboratorio que mide el hierro de cada lote. Proveedor de sangrecita en polvo con registro sanitario. Malls y supermercados para A y para B. Pediatras y nutricionista que nos recomiendan</w:t>
             </w:r>
           </w:p>
         </w:tc>
